--- a/docs/_reference.docx
+++ b/docs/_reference.docx
@@ -1223,6 +1223,20 @@
       <w:color w:val="6B7280"/>
       <w:sz w:val="24"/>
       <w:szCs w:val="24"/>
+    </w:rPr>
+  </w:style>
+  <w:style w:type="paragraph" w:customStyle="1" w:styleId="PartDescription">
+    <w:name w:val="Part Description"/>
+    <w:basedOn w:val="Normal"/>
+    <w:pPr>
+      <w:jc w:val="center"/>
+      <w:spacing w:before="360" w:after="240"/>
+    </w:pPr>
+    <w:rPr>
+      <w:i/>
+      <w:color w:val="6B7280"/>
+      <w:sz w:val="26"/>
+      <w:szCs w:val="26"/>
     </w:rPr>
   </w:style>
 </w:styles>

--- a/docs/_reference.docx
+++ b/docs/_reference.docx
@@ -825,7 +825,6 @@
     <w:pPr>
       <w:keepNext/>
       <w:keepLines/>
-      <w:pageBreakBefore/>
       <w:pBdr>
         <w:bottom w:val="single" w:sz="6" w:space="4" w:color="0F766E"/>
       </w:pBdr>
@@ -1285,7 +1284,7 @@
     </a:clrScheme>
     <a:fontScheme name="Office">
       <a:majorFont>
-        <a:latin typeface="Segoe UI"/>
+        <a:latin typeface="Aptos Display"/>
         <a:ea typeface=""/>
         <a:cs typeface=""/>
         <a:font script="Jpan" typeface="ＭＳ ゴシック"/>
@@ -1319,7 +1318,7 @@
         <a:font script="Uigh" typeface="Microsoft Uighur"/>
       </a:majorFont>
       <a:minorFont>
-        <a:latin typeface="Segoe UI"/>
+        <a:latin typeface="Aptos"/>
         <a:ea typeface=""/>
         <a:cs typeface=""/>
         <a:font script="Jpan" typeface="ＭＳ 明朝"/>
